--- a/docs/EL5_MediProcure_User_Guide.docx
+++ b/docs/EL5_MediProcure_User_Guide.docx
@@ -714,7 +714,7 @@
                 <w:sz w:val="19"/>
                 <w:szCs w:val="19"/>
               </w:rPr>
-              <w:t xml:space="preserve">  │  Email Address:  [john.doe@embu-l5.go.ke       ]  │</w:t>
+              <w:t xml:space="preserve">  │  Username:       [john.doe                    ]  │</w:t>
             </w:r>
           </w:p>
         </w:tc>
@@ -905,7 +905,7 @@
           <w:sz w:val="21"/>
           <w:szCs w:val="21"/>
         </w:rPr>
-        <w:t xml:space="preserve">Enter your email address (provided by IT)</w:t>
+        <w:t xml:space="preserve">Enter your username (provided by IT — this may be a short username or your full email address, both work)</w:t>
       </w:r>
     </w:p>
     <w:p>
@@ -1050,7 +1050,7 @@
           <w:sz w:val="21"/>
           <w:szCs w:val="21"/>
         </w:rPr>
-        <w:t xml:space="preserve">Enter your registered email address</w:t>
+        <w:t xml:space="preserve">Enter your username or registered email address</w:t>
       </w:r>
     </w:p>
     <w:p>

--- a/docs/EL5_MediProcure_User_Guide.docx
+++ b/docs/EL5_MediProcure_User_Guide.docx
@@ -111,7 +111,7 @@
                 <w:sz w:val="20"/>
                 <w:szCs w:val="20"/>
               </w:rPr>
-              <w:t xml:space="preserve">Version 2.0   |   March 2026   |   Embu County Government</w:t>
+              <w:t xml:space="preserve">Version 2.1   |   July 21, 2026   |   Embu County Government</w:t>
             </w:r>
           </w:p>
           <w:p>
@@ -141,6 +141,150 @@
         </w:tc>
       </w:tr>
     </w:tbl>
+    <w:p>
+      <w:pPr>
+        <w:pStyle w:val="Heading1"/>
+        <w:spacing w:after="180" w:before="360"/>
+      </w:pPr>
+      <w:r>
+        <w:rPr>
+          <w:rFonts w:ascii="Arial" w:cs="Arial" w:eastAsia="Arial" w:hAnsi="Arial"/>
+          <w:b/>
+          <w:bCs/>
+          <w:color w:val="0A2558"/>
+          <w:sz w:val="36"/>
+          <w:szCs w:val="36"/>
+        </w:rPr>
+        <w:t xml:space="preserve">What's New (July 2026)</w:t>
+      </w:r>
+    </w:p>
+    <w:p>
+      <w:pPr>
+        <w:spacing w:after="80" w:before="60"/>
+      </w:pPr>
+      <w:r>
+        <w:rPr>
+          <w:rFonts w:ascii="Arial" w:cs="Arial" w:eastAsia="Arial" w:hAnsi="Arial"/>
+          <w:color w:val="000000"/>
+          <w:sz w:val="22"/>
+          <w:szCs w:val="22"/>
+        </w:rPr>
+        <w:t xml:space="preserve">A few things changed recently that you'll notice while using the system:</w:t>
+      </w:r>
+    </w:p>
+    <w:p>
+      <w:pPr>
+        <w:pStyle w:val="ListParagraph"/>
+        <w:numPr>
+          <w:ilvl w:val="0"/>
+          <w:numId w:val="3"/>
+        </w:numPr>
+        <w:spacing w:after="40" w:before="40"/>
+      </w:pPr>
+      <w:r>
+        <w:rPr>
+          <w:rFonts w:ascii="Arial" w:cs="Arial" w:eastAsia="Arial" w:hAnsi="Arial"/>
+          <w:sz w:val="21"/>
+          <w:szCs w:val="21"/>
+        </w:rPr>
+        <w:t xml:space="preserve">Change your own password: if you're already logged in, you can now change your password directly from your account, without waiting for a reset email.</w:t>
+      </w:r>
+    </w:p>
+    <w:p>
+      <w:pPr>
+        <w:pStyle w:val="ListParagraph"/>
+        <w:numPr>
+          <w:ilvl w:val="0"/>
+          <w:numId w:val="3"/>
+        </w:numPr>
+        <w:spacing w:after="40" w:before="40"/>
+      </w:pPr>
+      <w:r>
+        <w:rPr>
+          <w:rFonts w:ascii="Arial" w:cs="Arial" w:eastAsia="Arial" w:hAnsi="Arial"/>
+          <w:sz w:val="21"/>
+          <w:szCs w:val="21"/>
+        </w:rPr>
+        <w:t xml:space="preserve">Profile pictures: you can now add a profile picture to your account.</w:t>
+      </w:r>
+    </w:p>
+    <w:p>
+      <w:pPr>
+        <w:pStyle w:val="ListParagraph"/>
+        <w:numPr>
+          <w:ilvl w:val="0"/>
+          <w:numId w:val="3"/>
+        </w:numPr>
+        <w:spacing w:after="40" w:before="40"/>
+      </w:pPr>
+      <w:r>
+        <w:rPr>
+          <w:rFonts w:ascii="Arial" w:cs="Arial" w:eastAsia="Arial" w:hAnsi="Arial"/>
+          <w:sz w:val="21"/>
+          <w:szCs w:val="21"/>
+        </w:rPr>
+        <w:t xml:space="preserve">More request forms: 14 additional clinical, procurement, HR, and admin forms are now available, and email confirmations for scheduled forms are now branded with the hospital's identity.</w:t>
+      </w:r>
+    </w:p>
+    <w:p>
+      <w:pPr>
+        <w:pStyle w:val="ListParagraph"/>
+        <w:numPr>
+          <w:ilvl w:val="0"/>
+          <w:numId w:val="3"/>
+        </w:numPr>
+        <w:spacing w:after="40" w:before="40"/>
+      </w:pPr>
+      <w:r>
+        <w:rPr>
+          <w:rFonts w:ascii="Arial" w:cs="Arial" w:eastAsia="Arial" w:hAnsi="Arial"/>
+          <w:sz w:val="21"/>
+          <w:szCs w:val="21"/>
+        </w:rPr>
+        <w:t xml:space="preserve">Communications tidy-up: Email and SMS now live only under Communications, removing a duplicate listing that used to also appear under Reports &amp; BI.</w:t>
+      </w:r>
+    </w:p>
+    <w:p>
+      <w:pPr>
+        <w:pStyle w:val="ListParagraph"/>
+        <w:numPr>
+          <w:ilvl w:val="0"/>
+          <w:numId w:val="3"/>
+        </w:numPr>
+        <w:spacing w:after="40" w:before="40"/>
+      </w:pPr>
+      <w:r>
+        <w:rPr>
+          <w:rFonts w:ascii="Arial" w:cs="Arial" w:eastAsia="Arial" w:hAnsi="Arial"/>
+          <w:sz w:val="21"/>
+          <w:szCs w:val="21"/>
+        </w:rPr>
+        <w:t xml:space="preserve">Fixed an issue that could show "invalid input" errors when saving a Goods Received Note (GRN).</w:t>
+      </w:r>
+    </w:p>
+    <w:p>
+      <w:pPr>
+        <w:pStyle w:val="ListParagraph"/>
+        <w:numPr>
+          <w:ilvl w:val="0"/>
+          <w:numId w:val="3"/>
+        </w:numPr>
+        <w:spacing w:after="40" w:before="40"/>
+      </w:pPr>
+      <w:r>
+        <w:rPr>
+          <w:rFonts w:ascii="Arial" w:cs="Arial" w:eastAsia="Arial" w:hAnsi="Arial"/>
+          <w:sz w:val="21"/>
+          <w:szCs w:val="21"/>
+        </w:rPr>
+        <w:t xml:space="preserve">Cleaner page headers: several admin and reporting pages had a cluttered subtitle line removed for a simpler, more professional look.</w:t>
+      </w:r>
+    </w:p>
+    <w:p>
+      <w:r>
+        <w:br w:type="page"/>
+      </w:r>
+    </w:p>
     <w:p>
       <w:r>
         <w:br w:type="page"/>
